--- a/005/信奉盘古的归山一族.docx
+++ b/005/信奉盘古的归山一族.docx
@@ -7,7 +7,77 @@
         <w:rPr>
           <w:rFonts w:hint="eastAsia"/>
         </w:rPr>
-        <w:t>信奉盘古的归山一族，皆生得高大健壮，因鲜少与外界接触，仍保留独特的”归山语“。他们世代传承锻造术，致力于平息笼罩于部族上空的紊流灾难。和族人不同，蚩奼天生体格娇小，但她从不气馁，继承了归山一族永远昂扬的精神，立志要锻造出世间最强的五兵。</w:t>
+        <w:t>信奉盘古的归山</w:t>
+      </w:r>
+      <w:proofErr w:type="gramStart"/>
+      <w:r>
+        <w:rPr>
+          <w:rFonts w:hint="eastAsia"/>
+        </w:rPr>
+        <w:t>一</w:t>
+      </w:r>
+      <w:proofErr w:type="gramEnd"/>
+      <w:r>
+        <w:rPr>
+          <w:rFonts w:hint="eastAsia"/>
+        </w:rPr>
+        <w:t>族，皆生得高大健壮，</w:t>
+      </w:r>
+      <w:proofErr w:type="gramStart"/>
+      <w:r>
+        <w:rPr>
+          <w:rFonts w:hint="eastAsia"/>
+        </w:rPr>
+        <w:t>因鲜少与</w:t>
+      </w:r>
+      <w:proofErr w:type="gramEnd"/>
+      <w:r>
+        <w:rPr>
+          <w:rFonts w:hint="eastAsia"/>
+        </w:rPr>
+        <w:t>外界接触，仍保留独特的</w:t>
+      </w:r>
+      <w:proofErr w:type="gramStart"/>
+      <w:r>
+        <w:rPr>
+          <w:rFonts w:hint="eastAsia"/>
+        </w:rPr>
+        <w:t>”</w:t>
+      </w:r>
+      <w:proofErr w:type="gramEnd"/>
+      <w:r>
+        <w:rPr>
+          <w:rFonts w:hint="eastAsia"/>
+        </w:rPr>
+        <w:t>归山语“。他们世代传承锻造术，致力于平息笼罩于部族上空的紊流灾难。和族人不同，</w:t>
+      </w:r>
+      <w:proofErr w:type="gramStart"/>
+      <w:r>
+        <w:rPr>
+          <w:rFonts w:hint="eastAsia"/>
+        </w:rPr>
+        <w:t>蚩</w:t>
+      </w:r>
+      <w:proofErr w:type="gramEnd"/>
+      <w:r>
+        <w:rPr>
+          <w:rFonts w:hint="eastAsia"/>
+        </w:rPr>
+        <w:t>奼天生体格娇小，但她从不气馁，继承了归山</w:t>
+      </w:r>
+      <w:proofErr w:type="gramStart"/>
+      <w:r>
+        <w:rPr>
+          <w:rFonts w:hint="eastAsia"/>
+        </w:rPr>
+        <w:t>一</w:t>
+      </w:r>
+      <w:proofErr w:type="gramEnd"/>
+      <w:r>
+        <w:rPr>
+          <w:rFonts w:hint="eastAsia"/>
+        </w:rPr>
+        <w:t>族永远昂扬的精神，立志要锻造出世间最强的五兵。</w:t>
       </w:r>
     </w:p>
     <w:p>
@@ -20,7 +90,35 @@
         <w:rPr>
           <w:rFonts w:hint="eastAsia"/>
         </w:rPr>
-        <w:t>从懂事至今，她每一日几乎都是在矿石和器物中度过的。她学百家艺，干百家活，每一个族人即是她的老师，也是她最熟悉的家人。她向不同的族人学习辨认矿石，锤炼器物，使用器具。更与哪吒，哮天犬组成找矿石的搭子，踏遍十万大山。</w:t>
+        <w:t>从懂事至今，她每一日几乎都是在矿石和器物中度过的。她学百家艺，干百家活，每一个族人即是她的老师，也是她最熟悉的家人。她向不同的族人学习辨认矿石，锤炼器物，使用器具。更与哪吒，</w:t>
+      </w:r>
+      <w:proofErr w:type="gramStart"/>
+      <w:r>
+        <w:rPr>
+          <w:rFonts w:hint="eastAsia"/>
+        </w:rPr>
+        <w:t>哮</w:t>
+      </w:r>
+      <w:proofErr w:type="gramEnd"/>
+      <w:r>
+        <w:rPr>
+          <w:rFonts w:hint="eastAsia"/>
+        </w:rPr>
+        <w:t>天犬</w:t>
+      </w:r>
+      <w:proofErr w:type="gramStart"/>
+      <w:r>
+        <w:rPr>
+          <w:rFonts w:hint="eastAsia"/>
+        </w:rPr>
+        <w:t>组成找</w:t>
+      </w:r>
+      <w:proofErr w:type="gramEnd"/>
+      <w:r>
+        <w:rPr>
+          <w:rFonts w:hint="eastAsia"/>
+        </w:rPr>
+        <w:t>矿石的搭子，踏遍十万大山。</w:t>
       </w:r>
     </w:p>
     <w:p>
@@ -33,7 +131,49 @@
         <w:rPr>
           <w:rFonts w:hint="eastAsia"/>
         </w:rPr>
-        <w:t>归山一族最大的锻造坊——不周坊，就是蚩奼最亲密的“家”。她借坊主太乙真人的炉子炼器，因所需实在过多，欠下了长长的账单，却也在一次次锻造中，更接近炼器的真谛——五兵即百器。</w:t>
+        <w:t>归山</w:t>
+      </w:r>
+      <w:proofErr w:type="gramStart"/>
+      <w:r>
+        <w:rPr>
+          <w:rFonts w:hint="eastAsia"/>
+        </w:rPr>
+        <w:t>一</w:t>
+      </w:r>
+      <w:proofErr w:type="gramEnd"/>
+      <w:r>
+        <w:rPr>
+          <w:rFonts w:hint="eastAsia"/>
+        </w:rPr>
+        <w:t>族最大的锻造坊——不周坊，就是</w:t>
+      </w:r>
+      <w:proofErr w:type="gramStart"/>
+      <w:r>
+        <w:rPr>
+          <w:rFonts w:hint="eastAsia"/>
+        </w:rPr>
+        <w:t>蚩</w:t>
+      </w:r>
+      <w:proofErr w:type="gramEnd"/>
+      <w:r>
+        <w:rPr>
+          <w:rFonts w:hint="eastAsia"/>
+        </w:rPr>
+        <w:t>奼最亲密的“家”。她借坊主太乙真人的炉子炼器，因所需实在过多，欠下了长长的账单，却也在一次次锻造中，更</w:t>
+      </w:r>
+      <w:proofErr w:type="gramStart"/>
+      <w:r>
+        <w:rPr>
+          <w:rFonts w:hint="eastAsia"/>
+        </w:rPr>
+        <w:t>接近炼器的</w:t>
+      </w:r>
+      <w:proofErr w:type="gramEnd"/>
+      <w:r>
+        <w:rPr>
+          <w:rFonts w:hint="eastAsia"/>
+        </w:rPr>
+        <w:t>真谛——五兵即百器。</w:t>
       </w:r>
     </w:p>
     <w:p>
@@ -46,7 +186,77 @@
         <w:rPr>
           <w:rFonts w:hint="eastAsia"/>
         </w:rPr>
-        <w:t>没有生来的神兵，亦没有天生的炼器大师。在日复一日的失败中，蚩奼终于锻造出可自如变换的新五兵。如今蚩奼已是归山一族公认的炼器大师，她将和长安而来的伙伴结伴登天，寻找平息紊流的办法。</w:t>
+        <w:t>没有生来的神兵，亦没有天生</w:t>
+      </w:r>
+      <w:proofErr w:type="gramStart"/>
+      <w:r>
+        <w:rPr>
+          <w:rFonts w:hint="eastAsia"/>
+        </w:rPr>
+        <w:t>的炼器大师</w:t>
+      </w:r>
+      <w:proofErr w:type="gramEnd"/>
+      <w:r>
+        <w:rPr>
+          <w:rFonts w:hint="eastAsia"/>
+        </w:rPr>
+        <w:t>。在日复一日的失败中，</w:t>
+      </w:r>
+      <w:proofErr w:type="gramStart"/>
+      <w:r>
+        <w:rPr>
+          <w:rFonts w:hint="eastAsia"/>
+        </w:rPr>
+        <w:t>蚩</w:t>
+      </w:r>
+      <w:proofErr w:type="gramEnd"/>
+      <w:r>
+        <w:rPr>
+          <w:rFonts w:hint="eastAsia"/>
+        </w:rPr>
+        <w:t>奼终于锻造出可自如变换的新五兵。如今</w:t>
+      </w:r>
+      <w:proofErr w:type="gramStart"/>
+      <w:r>
+        <w:rPr>
+          <w:rFonts w:hint="eastAsia"/>
+        </w:rPr>
+        <w:t>蚩</w:t>
+      </w:r>
+      <w:proofErr w:type="gramEnd"/>
+      <w:r>
+        <w:rPr>
+          <w:rFonts w:hint="eastAsia"/>
+        </w:rPr>
+        <w:t>奼已是归山</w:t>
+      </w:r>
+      <w:proofErr w:type="gramStart"/>
+      <w:r>
+        <w:rPr>
+          <w:rFonts w:hint="eastAsia"/>
+        </w:rPr>
+        <w:t>一</w:t>
+      </w:r>
+      <w:proofErr w:type="gramEnd"/>
+      <w:r>
+        <w:rPr>
+          <w:rFonts w:hint="eastAsia"/>
+        </w:rPr>
+        <w:t>族公认</w:t>
+      </w:r>
+      <w:proofErr w:type="gramStart"/>
+      <w:r>
+        <w:rPr>
+          <w:rFonts w:hint="eastAsia"/>
+        </w:rPr>
+        <w:t>的炼器大师</w:t>
+      </w:r>
+      <w:proofErr w:type="gramEnd"/>
+      <w:r>
+        <w:rPr>
+          <w:rFonts w:hint="eastAsia"/>
+        </w:rPr>
+        <w:t>，她将和长安而来的伙伴结伴登天，寻找平息紊流的办法。</w:t>
       </w:r>
     </w:p>
     <w:p>
@@ -59,7 +269,21 @@
         <w:rPr>
           <w:rFonts w:hint="eastAsia"/>
         </w:rPr>
-        <w:t>未来，她或许会走向更广阔的天地，学习更多的器，但无论前路如何，她始终记得“我们归山一族，总有向上之路”</w:t>
+        <w:t>未来，她或许会走向更广阔的天地，学习更多的器，但无论前路如何，她始终记得“我们归山</w:t>
+      </w:r>
+      <w:proofErr w:type="gramStart"/>
+      <w:r>
+        <w:rPr>
+          <w:rFonts w:hint="eastAsia"/>
+        </w:rPr>
+        <w:t>一</w:t>
+      </w:r>
+      <w:proofErr w:type="gramEnd"/>
+      <w:r>
+        <w:rPr>
+          <w:rFonts w:hint="eastAsia"/>
+        </w:rPr>
+        <w:t>族，总有向上之路”</w:t>
       </w:r>
     </w:p>
     <w:p>
@@ -490,7 +714,7 @@
     <w:link w:val="10"/>
     <w:uiPriority w:val="9"/>
     <w:qFormat/>
-    <w:rsid w:val="00600461"/>
+    <w:rsid w:val="00A6043F"/>
     <w:pPr>
       <w:keepNext/>
       <w:keepLines/>
@@ -513,7 +737,7 @@
     <w:semiHidden/>
     <w:unhideWhenUsed/>
     <w:qFormat/>
-    <w:rsid w:val="00600461"/>
+    <w:rsid w:val="00A6043F"/>
     <w:pPr>
       <w:keepNext/>
       <w:keepLines/>
@@ -536,7 +760,7 @@
     <w:semiHidden/>
     <w:unhideWhenUsed/>
     <w:qFormat/>
-    <w:rsid w:val="00600461"/>
+    <w:rsid w:val="00A6043F"/>
     <w:pPr>
       <w:keepNext/>
       <w:keepLines/>
@@ -559,7 +783,7 @@
     <w:semiHidden/>
     <w:unhideWhenUsed/>
     <w:qFormat/>
-    <w:rsid w:val="00600461"/>
+    <w:rsid w:val="00A6043F"/>
     <w:pPr>
       <w:keepNext/>
       <w:keepLines/>
@@ -582,7 +806,7 @@
     <w:semiHidden/>
     <w:unhideWhenUsed/>
     <w:qFormat/>
-    <w:rsid w:val="00600461"/>
+    <w:rsid w:val="00A6043F"/>
     <w:pPr>
       <w:keepNext/>
       <w:keepLines/>
@@ -604,7 +828,7 @@
     <w:semiHidden/>
     <w:unhideWhenUsed/>
     <w:qFormat/>
-    <w:rsid w:val="00600461"/>
+    <w:rsid w:val="00A6043F"/>
     <w:pPr>
       <w:keepNext/>
       <w:keepLines/>
@@ -627,7 +851,7 @@
     <w:semiHidden/>
     <w:unhideWhenUsed/>
     <w:qFormat/>
-    <w:rsid w:val="00600461"/>
+    <w:rsid w:val="00A6043F"/>
     <w:pPr>
       <w:keepNext/>
       <w:keepLines/>
@@ -650,7 +874,7 @@
     <w:semiHidden/>
     <w:unhideWhenUsed/>
     <w:qFormat/>
-    <w:rsid w:val="00600461"/>
+    <w:rsid w:val="00A6043F"/>
     <w:pPr>
       <w:keepNext/>
       <w:keepLines/>
@@ -671,7 +895,7 @@
     <w:semiHidden/>
     <w:unhideWhenUsed/>
     <w:qFormat/>
-    <w:rsid w:val="00600461"/>
+    <w:rsid w:val="00A6043F"/>
     <w:pPr>
       <w:keepNext/>
       <w:keepLines/>
@@ -714,7 +938,7 @@
     <w:basedOn w:val="a0"/>
     <w:link w:val="1"/>
     <w:uiPriority w:val="9"/>
-    <w:rsid w:val="00600461"/>
+    <w:rsid w:val="00A6043F"/>
     <w:rPr>
       <w:rFonts w:asciiTheme="majorHAnsi" w:eastAsiaTheme="majorEastAsia" w:hAnsiTheme="majorHAnsi" w:cstheme="majorBidi"/>
       <w:color w:val="0F4761" w:themeColor="accent1" w:themeShade="BF"/>
@@ -728,7 +952,7 @@
     <w:link w:val="2"/>
     <w:uiPriority w:val="9"/>
     <w:semiHidden/>
-    <w:rsid w:val="00600461"/>
+    <w:rsid w:val="00A6043F"/>
     <w:rPr>
       <w:rFonts w:asciiTheme="majorHAnsi" w:eastAsiaTheme="majorEastAsia" w:hAnsiTheme="majorHAnsi" w:cstheme="majorBidi"/>
       <w:color w:val="0F4761" w:themeColor="accent1" w:themeShade="BF"/>
@@ -742,7 +966,7 @@
     <w:link w:val="3"/>
     <w:uiPriority w:val="9"/>
     <w:semiHidden/>
-    <w:rsid w:val="00600461"/>
+    <w:rsid w:val="00A6043F"/>
     <w:rPr>
       <w:rFonts w:asciiTheme="majorHAnsi" w:eastAsiaTheme="majorEastAsia" w:hAnsiTheme="majorHAnsi" w:cstheme="majorBidi"/>
       <w:color w:val="0F4761" w:themeColor="accent1" w:themeShade="BF"/>
@@ -756,7 +980,7 @@
     <w:link w:val="4"/>
     <w:uiPriority w:val="9"/>
     <w:semiHidden/>
-    <w:rsid w:val="00600461"/>
+    <w:rsid w:val="00A6043F"/>
     <w:rPr>
       <w:rFonts w:cstheme="majorBidi"/>
       <w:color w:val="0F4761" w:themeColor="accent1" w:themeShade="BF"/>
@@ -770,7 +994,7 @@
     <w:link w:val="5"/>
     <w:uiPriority w:val="9"/>
     <w:semiHidden/>
-    <w:rsid w:val="00600461"/>
+    <w:rsid w:val="00A6043F"/>
     <w:rPr>
       <w:rFonts w:cstheme="majorBidi"/>
       <w:color w:val="0F4761" w:themeColor="accent1" w:themeShade="BF"/>
@@ -783,7 +1007,7 @@
     <w:link w:val="6"/>
     <w:uiPriority w:val="9"/>
     <w:semiHidden/>
-    <w:rsid w:val="00600461"/>
+    <w:rsid w:val="00A6043F"/>
     <w:rPr>
       <w:rFonts w:cstheme="majorBidi"/>
       <w:b/>
@@ -797,7 +1021,7 @@
     <w:link w:val="7"/>
     <w:uiPriority w:val="9"/>
     <w:semiHidden/>
-    <w:rsid w:val="00600461"/>
+    <w:rsid w:val="00A6043F"/>
     <w:rPr>
       <w:rFonts w:cstheme="majorBidi"/>
       <w:b/>
@@ -811,7 +1035,7 @@
     <w:link w:val="8"/>
     <w:uiPriority w:val="9"/>
     <w:semiHidden/>
-    <w:rsid w:val="00600461"/>
+    <w:rsid w:val="00A6043F"/>
     <w:rPr>
       <w:rFonts w:cstheme="majorBidi"/>
       <w:color w:val="595959" w:themeColor="text1" w:themeTint="A6"/>
@@ -823,7 +1047,7 @@
     <w:link w:val="9"/>
     <w:uiPriority w:val="9"/>
     <w:semiHidden/>
-    <w:rsid w:val="00600461"/>
+    <w:rsid w:val="00A6043F"/>
     <w:rPr>
       <w:rFonts w:eastAsiaTheme="majorEastAsia" w:cstheme="majorBidi"/>
       <w:color w:val="595959" w:themeColor="text1" w:themeTint="A6"/>
@@ -836,7 +1060,7 @@
     <w:link w:val="a4"/>
     <w:uiPriority w:val="10"/>
     <w:qFormat/>
-    <w:rsid w:val="00600461"/>
+    <w:rsid w:val="00A6043F"/>
     <w:pPr>
       <w:spacing w:after="80" w:line="240" w:lineRule="auto"/>
       <w:contextualSpacing/>
@@ -855,7 +1079,7 @@
     <w:basedOn w:val="a0"/>
     <w:link w:val="a3"/>
     <w:uiPriority w:val="10"/>
-    <w:rsid w:val="00600461"/>
+    <w:rsid w:val="00A6043F"/>
     <w:rPr>
       <w:rFonts w:asciiTheme="majorHAnsi" w:eastAsiaTheme="majorEastAsia" w:hAnsiTheme="majorHAnsi" w:cstheme="majorBidi"/>
       <w:spacing w:val="-10"/>
@@ -871,7 +1095,7 @@
     <w:link w:val="a6"/>
     <w:uiPriority w:val="11"/>
     <w:qFormat/>
-    <w:rsid w:val="00600461"/>
+    <w:rsid w:val="00A6043F"/>
     <w:pPr>
       <w:numPr>
         <w:ilvl w:val="1"/>
@@ -891,7 +1115,7 @@
     <w:basedOn w:val="a0"/>
     <w:link w:val="a5"/>
     <w:uiPriority w:val="11"/>
-    <w:rsid w:val="00600461"/>
+    <w:rsid w:val="00A6043F"/>
     <w:rPr>
       <w:rFonts w:asciiTheme="majorHAnsi" w:eastAsiaTheme="majorEastAsia" w:hAnsiTheme="majorHAnsi" w:cstheme="majorBidi"/>
       <w:color w:val="595959" w:themeColor="text1" w:themeTint="A6"/>
@@ -907,7 +1131,7 @@
     <w:link w:val="a8"/>
     <w:uiPriority w:val="29"/>
     <w:qFormat/>
-    <w:rsid w:val="00600461"/>
+    <w:rsid w:val="00A6043F"/>
     <w:pPr>
       <w:spacing w:before="160"/>
       <w:jc w:val="center"/>
@@ -923,7 +1147,7 @@
     <w:basedOn w:val="a0"/>
     <w:link w:val="a7"/>
     <w:uiPriority w:val="29"/>
-    <w:rsid w:val="00600461"/>
+    <w:rsid w:val="00A6043F"/>
     <w:rPr>
       <w:i/>
       <w:iCs/>
@@ -935,7 +1159,7 @@
     <w:basedOn w:val="a"/>
     <w:uiPriority w:val="34"/>
     <w:qFormat/>
-    <w:rsid w:val="00600461"/>
+    <w:rsid w:val="00A6043F"/>
     <w:pPr>
       <w:ind w:left="720"/>
       <w:contextualSpacing/>
@@ -946,7 +1170,7 @@
     <w:basedOn w:val="a0"/>
     <w:uiPriority w:val="21"/>
     <w:qFormat/>
-    <w:rsid w:val="00600461"/>
+    <w:rsid w:val="00A6043F"/>
     <w:rPr>
       <w:i/>
       <w:iCs/>
@@ -960,7 +1184,7 @@
     <w:link w:val="ac"/>
     <w:uiPriority w:val="30"/>
     <w:qFormat/>
-    <w:rsid w:val="00600461"/>
+    <w:rsid w:val="00A6043F"/>
     <w:pPr>
       <w:pBdr>
         <w:top w:val="single" w:sz="4" w:space="10" w:color="0F4761" w:themeColor="accent1" w:themeShade="BF"/>
@@ -981,7 +1205,7 @@
     <w:basedOn w:val="a0"/>
     <w:link w:val="ab"/>
     <w:uiPriority w:val="30"/>
-    <w:rsid w:val="00600461"/>
+    <w:rsid w:val="00A6043F"/>
     <w:rPr>
       <w:i/>
       <w:iCs/>
@@ -993,7 +1217,7 @@
     <w:basedOn w:val="a0"/>
     <w:uiPriority w:val="32"/>
     <w:qFormat/>
-    <w:rsid w:val="00600461"/>
+    <w:rsid w:val="00A6043F"/>
     <w:rPr>
       <w:b/>
       <w:bCs/>
